--- a/Cover_Letters/Shinoy_dentsu_Digital_Operations_Manager_Cover_Letter.docx
+++ b/Cover_Letters/Shinoy_dentsu_Digital_Operations_Manager_Cover_Letter.docx
@@ -35,12 +35,7 @@
     </w:p>
     <w:p>
       <w:r>
-        <w:t>While my background is rooted in QA automation and technical operations within financial services, I have spent years focusing on process optimization, workflow documentation, and operational excellence. Your digital operations role at dentsu involves bridging planning and implementation teams, which aligns well with my experience guiding cross-functional groups and translating requirements into structured technical processes.</w:t>
-      </w:r>
-    </w:p>
-    <w:p>
-      <w:r>
-        <w:t>I have also worked with AI tools like Gemini Code Assist to streamline technical generation tasks, which gives me a practical view of how modern tools can support digital operations. Joining your team in London would let me apply my background in system monitoring and process improvement to help manage digital platforms and data governance.</w:t>
+        <w:t>Your opening for a Digital Operations Manager caught my eye because it involves the kind of process optimization and documentation work I enjoy doing. In my past roles, I have written numerous standard operating procedures and worked closely with multi-market teams to keep digital platforms running properly. I am comfortable bridging the gap between planning and technical execution, and I have experience using tools like Gemini Code Assist to streamline technical tasks and documentation workflows.</w:t>
       </w:r>
     </w:p>
     <w:p>
